--- a/docs/REACH_LOI_review_draft.docx
+++ b/docs/REACH_LOI_review_draft.docx
@@ -1539,7 +1539,7 @@
           <w:sz w:val="20"/>
           <w:szCs w:val="20"/>
         </w:rPr>
-        <w:t xml:space="preserve">Dr. Yong Eun, Attending Physician at NYC H+H/Harlem, first author of our semaglutide pharmacoepidemiology paper in Neurology (2026), supports this project and will co-lead the analysis; Dr. Marie S. Thearle adds cardiometabolic expertise. Primary care colleagues will review deliverables.</w:t>
+        <w:t xml:space="preserve">Dr. Yong Eun, the board-certified primary care internist who sees these stage 1-2 patients at NYC H+H/Harlem and first-authored our Neurology (2026) semaglutide paper, supports this project and will co-lead the analysis; Dr. Marie S. Thearle adds cardiometabolic expertise.</w:t>
       </w:r>
     </w:p>
     <w:p>
@@ -2514,7 +2514,7 @@
           <w:sz w:val="19"/>
           <w:szCs w:val="19"/>
         </w:rPr>
-        <w:t xml:space="preserve">Section i) turns a potential objection into an argument: as the endocrinologist these patients reach only after progressing, the applicant is building evidence for the clinicians upstream.</w:t>
+        <w:t xml:space="preserve">Section i) turns a potential objection into an argument: as the endocrinologist these patients reach only after progressing, the applicant is building evidence for the clinicians upstream. Section h) now identifies Dr. Eun as the primary care internist who sees these patients first, so the team’s primary care representation is explicit.</w:t>
       </w:r>
     </w:p>
     <w:p>
@@ -2533,18 +2533,18 @@
           <w:sz w:val="26"/>
           <w:szCs w:val="26"/>
         </w:rPr>
-        <w:t xml:space="preserve">Decision needed before submission</w:t>
+        <w:t xml:space="preserve">Primary care representation</w:t>
       </w:r>
     </w:p>
     <w:p>
       <w:pPr>
         <w:pBdr>
-          <w:top w:val="single" w:color="C00000" w:sz="4" w:space="6"/>
-          <w:bottom w:val="single" w:color="C00000" w:sz="4" w:space="6"/>
-          <w:left w:val="single" w:color="C00000" w:sz="12" w:space="6"/>
-          <w:right w:val="single" w:color="C00000" w:sz="4" w:space="6"/>
+          <w:top w:val="single" w:color="2E7D32" w:sz="4" w:space="6"/>
+          <w:bottom w:val="single" w:color="2E7D32" w:sz="4" w:space="6"/>
+          <w:left w:val="single" w:color="2E7D32" w:sz="12" w:space="6"/>
+          <w:right w:val="single" w:color="2E7D32" w:sz="4" w:space="6"/>
         </w:pBdr>
-        <w:shd w:fill="FDECEA" w:color="auto" w:val="clear"/>
+        <w:shd w:fill="EAF4EC" w:color="auto" w:val="clear"/>
         <w:spacing w:after="140" w:before="60"/>
       </w:pPr>
       <w:r>
@@ -2558,7 +2558,7 @@
           <w:sz w:val="20"/>
           <w:szCs w:val="20"/>
         </w:rPr>
-        <w:t xml:space="preserve">Name an allied CKM collaborator outside the applicant’s division. </w:t>
+        <w:t xml:space="preserve">Satisfied. </w:t>
       </w:r>
       <w:r>
         <w:rPr>
@@ -2597,7 +2597,26 @@
           <w:sz w:val="20"/>
           <w:szCs w:val="20"/>
         </w:rPr>
-        <w:t xml:space="preserve"> healthcare providers. Both named supporters are internal medicine or endocrine colleagues at the same institution, which reviewers flagged as the single largest remaining score risk. Recruiting one family physician, nephrologist, pharmacist, or dietitian who will confirm support would answer the heading as written and strengthen fit with a family-physician-focused award. No supporter was invented for this draft, because an unverifiable name would be disqualifying.</w:t>
+        <w:t xml:space="preserve"> healthcare providers and at least one person who supports the project. Dr. Eun is a board-certified internist practicing primary care — internal medicine is a primary care discipline and ABIM certification is the correct credential — so the team pairs the endocrinologist who sees these patients after progression with the primary care physician who sees them before it. Heading h) now states that role explicitly, rather than listing him as “Attending Physician,” which left the strongest funder-fit asset invisible to a reviewer.</w:t>
+      </w:r>
+    </w:p>
+    <w:p>
+      <w:pPr>
+        <w:spacing w:after="120" w:before="60" w:line="276"/>
+        <w:jc w:val="left"/>
+      </w:pPr>
+      <w:r>
+        <w:rPr>
+          <w:rFonts w:ascii="Arial" w:cs="Arial" w:eastAsia="Arial" w:hAnsi="Arial"/>
+          <w:b w:val="false"/>
+          <w:bCs w:val="false"/>
+          <w:i/>
+          <w:iCs/>
+          <w:color w:val="595959"/>
+          <w:sz w:val="18"/>
+          <w:szCs w:val="18"/>
+        </w:rPr>
+        <w:t xml:space="preserve">Optional, not required: adding a nephrologist, pharmacist, or dietitian would broaden the multidisciplinary picture that the word “allied” invites. Worth doing only if a genuine supporter is available — an unverifiable name would be disqualifying.</w:t>
       </w:r>
     </w:p>
     <w:p>

--- a/docs/REACH_LOI_review_draft.docx
+++ b/docs/REACH_LOI_review_draft.docx
@@ -525,7 +525,7 @@
                 <w:sz w:val="19"/>
                 <w:szCs w:val="19"/>
               </w:rPr>
-              <w:t xml:space="preserve">494 words</w:t>
+              <w:t xml:space="preserve">497 words</w:t>
             </w:r>
           </w:p>
         </w:tc>
@@ -552,7 +552,7 @@
                 <w:sz w:val="19"/>
                 <w:szCs w:val="19"/>
               </w:rPr>
-              <w:t xml:space="preserve">PASS — 6 to spare</w:t>
+              <w:t xml:space="preserve">PASS — 3 to spare</w:t>
             </w:r>
           </w:p>
         </w:tc>
@@ -984,7 +984,7 @@
           <w:sz w:val="26"/>
           <w:szCs w:val="26"/>
         </w:rPr>
-        <w:t xml:space="preserve">Project description (494 of 500 words)</w:t>
+        <w:t xml:space="preserve">Project description (497 of 500 words)</w:t>
       </w:r>
     </w:p>
     <w:p>
@@ -1235,7 +1235,7 @@
           <w:sz w:val="17"/>
           <w:szCs w:val="17"/>
         </w:rPr>
-        <w:t xml:space="preserve">   91 words</w:t>
+        <w:t xml:space="preserve">   99 words</w:t>
       </w:r>
     </w:p>
     <w:p>
@@ -1271,7 +1271,7 @@
           <w:sz w:val="20"/>
           <w:szCs w:val="20"/>
         </w:rPr>
-        <w:t xml:space="preserve">Eligible: adults staged CKM 1-2 with baseline labs, no prior-year GLP-1 RA. Strategies: GLP-1 RA (tirzepatide included) versus DPP-4 inhibitor (no MACE benefit) in type 2 diabetes, otherwise versus non-incretin anti-obesity medication. Time zero: first fill; 90-day grace period, clone-censoring and censoring weights remove immortal time; propensity-score overlap weighting approximates randomized assignment, SGLT2 inhibitors time-varying. Re-staged six-monthly; progression is primary, regression a lower stage at two consecutive assessments on reversible components; stage 3 by PREVENT risk; death competes (multistate model). Observational intention-to-treat; per-protocol censoring 60-day gaps; E-values bound unmeasured confounding.</w:t>
+        <w:t xml:space="preserve">Eligible: adults staged CKM 1-2 with baseline labs, no prior-year GLP-1 RA. Strategies: GLP-1 RA (tirzepatide included) versus DPP-4 inhibitor (no MACE benefit) in type 2 diabetes, otherwise versus non-incretin anti-obesity medication; a secondary comparator adds sulfonylureas, bracketing weight-gain bias. Time zero: first fill; 90-day grace period, clone-censoring and censoring weights remove immortal time; propensity-score overlap weighting approximates randomized assignment, SGLT2 inhibitors time-varying. Re-staged six-monthly; progression is primary, regression a lower stage at two consecutive assessments on reversible components; stage 3 by PREVENT risk; death competes (multistate model). Observational intention-to-treat; per-protocol censoring 60-day gaps; E-values bound unmeasured confounding.</w:t>
       </w:r>
     </w:p>
     <w:p>
@@ -1570,7 +1570,7 @@
           <w:sz w:val="17"/>
           <w:szCs w:val="17"/>
         </w:rPr>
-        <w:t xml:space="preserve">   71 words</w:t>
+        <w:t xml:space="preserve">   66 words</w:t>
       </w:r>
     </w:p>
     <w:p>
@@ -1606,7 +1606,7 @@
           <w:sz w:val="20"/>
           <w:szCs w:val="20"/>
         </w:rPr>
-        <w:t xml:space="preserve">As ten-year Multi-PI of the NYC All of Us Consortium (35,000+ enrolled, 9 FTE) I was selected for a beta Workbench use case decomposing metabolic syndrome into components, analogous to CKM staging. I am Division Chief and Director of Research at NYC H+H/Harlem. As the endocrinologist these patients reach after progressing, I build evidence for clinicians upstream, including 500+ residents I taught. Data are Workbench-ready: no recruitment or new collection.</w:t>
+        <w:t xml:space="preserve">As ten-year Multi-PI of the NYC All of Us Consortium (35,000+ enrolled, 9 FTE) I was selected for a beta Workbench use case decomposing metabolic syndrome into components, analogous to CKM staging. I am Division Chief and Director of Research at NYC H+H/Harlem. As the endocrinologist these patients reach after progressing, I build evidence for clinicians upstream. Data are Workbench-ready: no recruitment or new collection.</w:t>
       </w:r>
     </w:p>
     <w:p>

--- a/docs/REACH_LOI_review_draft.docx
+++ b/docs/REACH_LOI_review_draft.docx
@@ -525,7 +525,7 @@
                 <w:sz w:val="19"/>
                 <w:szCs w:val="19"/>
               </w:rPr>
-              <w:t xml:space="preserve">497 words</w:t>
+              <w:t xml:space="preserve">498 words</w:t>
             </w:r>
           </w:p>
         </w:tc>
@@ -552,7 +552,7 @@
                 <w:sz w:val="19"/>
                 <w:szCs w:val="19"/>
               </w:rPr>
-              <w:t xml:space="preserve">PASS — 3 to spare</w:t>
+              <w:t xml:space="preserve">PASS — 2 to spare</w:t>
             </w:r>
           </w:p>
         </w:tc>
@@ -984,7 +984,7 @@
           <w:sz w:val="26"/>
           <w:szCs w:val="26"/>
         </w:rPr>
-        <w:t xml:space="preserve">Project description (497 of 500 words)</w:t>
+        <w:t xml:space="preserve">Project description (498 of 500 words)</w:t>
       </w:r>
     </w:p>
     <w:p>
@@ -1235,7 +1235,7 @@
           <w:sz w:val="17"/>
           <w:szCs w:val="17"/>
         </w:rPr>
-        <w:t xml:space="preserve">   99 words</w:t>
+        <w:t xml:space="preserve">   100 words</w:t>
       </w:r>
     </w:p>
     <w:p>
@@ -1271,7 +1271,7 @@
           <w:sz w:val="20"/>
           <w:szCs w:val="20"/>
         </w:rPr>
-        <w:t xml:space="preserve">Eligible: adults staged CKM 1-2 with baseline labs, no prior-year GLP-1 RA. Strategies: GLP-1 RA (tirzepatide included) versus DPP-4 inhibitor (no MACE benefit) in type 2 diabetes, otherwise versus non-incretin anti-obesity medication; a secondary comparator adds sulfonylureas, bracketing weight-gain bias. Time zero: first fill; 90-day grace period, clone-censoring and censoring weights remove immortal time; propensity-score overlap weighting approximates randomized assignment, SGLT2 inhibitors time-varying. Re-staged six-monthly; progression is primary, regression a lower stage at two consecutive assessments on reversible components; stage 3 by PREVENT risk; death competes (multistate model). Observational intention-to-treat; per-protocol censoring 60-day gaps; E-values bound unmeasured confounding.</w:t>
+        <w:t xml:space="preserve">Eligible: adults staged CKM 1-2 with baseline labs, no prior-year GLP-1 RA. Strategies: GLP-1 RA (tirzepatide included) versus DPP-4 inhibitor (no MACE benefit) in type 2 diabetes, otherwise versus non-incretin anti-obesity medication; a secondary comparator adds sulfonylureas, bracketing weight-gain bias. Time zero: first fill; 90-day grace period, clone-censoring and censoring weights remove immortal time; propensity-score overlap weighting approximates randomized assignment, SGLT2i balanced at baseline. Re-staged six-monthly; progression is primary, regression a lower stage at two consecutive assessments on reversible components; stage 3 by PREVENT risk; death competes (multistate model). Observational intention-to-treat; per-protocol censoring 60-day gaps; E-values bound unmeasured confounding.</w:t>
       </w:r>
     </w:p>
     <w:p>

--- a/docs/REACH_LOI_review_draft.docx
+++ b/docs/REACH_LOI_review_draft.docx
@@ -2515,6 +2515,1083 @@
           <w:szCs w:val="19"/>
         </w:rPr>
         <w:t xml:space="preserve">Section i) turns a potential objection into an argument: as the endocrinologist these patients reach only after progressing, the applicant is building evidence for the clinicians upstream. Section h) now identifies Dr. Eun as the primary care internist who sees these patients first, so the team’s primary care representation is explicit.</w:t>
+      </w:r>
+    </w:p>
+    <w:p>
+      <w:r>
+        <w:br w:type="page"/>
+      </w:r>
+    </w:p>
+    <w:p>
+      <w:pPr>
+        <w:pBdr>
+          <w:bottom w:val="single" w:color="1F3864" w:sz="6" w:space="4"/>
+        </w:pBdr>
+        <w:spacing w:after="140" w:before="320"/>
+      </w:pPr>
+      <w:r>
+        <w:rPr>
+          <w:rFonts w:ascii="Arial" w:cs="Arial" w:eastAsia="Arial" w:hAnsi="Arial"/>
+          <w:b/>
+          <w:bCs/>
+          <w:color w:val="1F3864"/>
+          <w:sz w:val="26"/>
+          <w:szCs w:val="26"/>
+        </w:rPr>
+        <w:t xml:space="preserve">Budget — 12 months, maximum $20,000</w:t>
+      </w:r>
+    </w:p>
+    <w:p>
+      <w:pPr>
+        <w:spacing w:after="120" w:before="60" w:line="276"/>
+        <w:jc w:val="left"/>
+      </w:pPr>
+      <w:r>
+        <w:rPr>
+          <w:rFonts w:ascii="Arial" w:cs="Arial" w:eastAsia="Arial" w:hAnsi="Arial"/>
+          <w:b w:val="false"/>
+          <w:bCs w:val="false"/>
+          <w:i w:val="false"/>
+          <w:iCs w:val="false"/>
+          <w:color w:val="000000"/>
+          <w:sz w:val="19"/>
+          <w:szCs w:val="19"/>
+        </w:rPr>
+        <w:t xml:space="preserve">The form asks only for a total, which is entered as $20,000.00 ("Twenty thousand US dollars") with 10% applicant time. This itemization is for internal review and for the full proposal. Confirmed lines are set; lines marked TO CONFIRM need institutional rates before submission.</w:t>
+      </w:r>
+    </w:p>
+    <w:tbl>
+      <w:tblPr>
+        <w:tblW w:type="dxa" w:w="9600"/>
+        <w:tblBorders>
+          <w:top w:val="single" w:color="auto" w:sz="4"/>
+          <w:left w:val="single" w:color="auto" w:sz="4"/>
+          <w:bottom w:val="single" w:color="auto" w:sz="4"/>
+          <w:right w:val="single" w:color="auto" w:sz="4"/>
+          <w:insideH w:val="single" w:color="auto" w:sz="4"/>
+          <w:insideV w:val="single" w:color="auto" w:sz="4"/>
+        </w:tblBorders>
+      </w:tblPr>
+      <w:tblGrid>
+        <w:gridCol w:w="4100"/>
+        <w:gridCol w:w="2200"/>
+        <w:gridCol w:w="1600"/>
+        <w:gridCol w:w="1700"/>
+      </w:tblGrid>
+      <w:tr>
+        <w:trPr>
+          <w:tblHeader/>
+        </w:trPr>
+        <w:tc>
+          <w:tcPr>
+            <w:tcW w:type="dxa" w:w="4100"/>
+            <w:shd w:fill="1F3864" w:color="auto" w:val="clear"/>
+            <w:tcMar>
+              <w:top w:type="dxa" w:w="80"/>
+              <w:left w:type="dxa" w:w="110"/>
+              <w:bottom w:type="dxa" w:w="80"/>
+              <w:right w:type="dxa" w:w="110"/>
+            </w:tcMar>
+          </w:tcPr>
+          <w:p>
+            <w:r>
+              <w:rPr>
+                <w:rFonts w:ascii="Arial" w:cs="Arial" w:eastAsia="Arial" w:hAnsi="Arial"/>
+                <w:b/>
+                <w:bCs/>
+                <w:i w:val="false"/>
+                <w:iCs w:val="false"/>
+                <w:color w:val="FFFFFF"/>
+                <w:sz w:val="19"/>
+                <w:szCs w:val="19"/>
+              </w:rPr>
+              <w:t xml:space="preserve">Line item</w:t>
+            </w:r>
+          </w:p>
+        </w:tc>
+        <w:tc>
+          <w:tcPr>
+            <w:tcW w:type="dxa" w:w="2200"/>
+            <w:shd w:fill="1F3864" w:color="auto" w:val="clear"/>
+            <w:tcMar>
+              <w:top w:type="dxa" w:w="80"/>
+              <w:left w:type="dxa" w:w="110"/>
+              <w:bottom w:type="dxa" w:w="80"/>
+              <w:right w:type="dxa" w:w="110"/>
+            </w:tcMar>
+          </w:tcPr>
+          <w:p>
+            <w:r>
+              <w:rPr>
+                <w:rFonts w:ascii="Arial" w:cs="Arial" w:eastAsia="Arial" w:hAnsi="Arial"/>
+                <w:b/>
+                <w:bCs/>
+                <w:i w:val="false"/>
+                <w:iCs w:val="false"/>
+                <w:color w:val="FFFFFF"/>
+                <w:sz w:val="19"/>
+                <w:szCs w:val="19"/>
+              </w:rPr>
+              <w:t xml:space="preserve">Basis</w:t>
+            </w:r>
+          </w:p>
+        </w:tc>
+        <w:tc>
+          <w:tcPr>
+            <w:tcW w:type="dxa" w:w="1600"/>
+            <w:shd w:fill="1F3864" w:color="auto" w:val="clear"/>
+            <w:tcMar>
+              <w:top w:type="dxa" w:w="80"/>
+              <w:left w:type="dxa" w:w="110"/>
+              <w:bottom w:type="dxa" w:w="80"/>
+              <w:right w:type="dxa" w:w="110"/>
+            </w:tcMar>
+          </w:tcPr>
+          <w:p>
+            <w:r>
+              <w:rPr>
+                <w:rFonts w:ascii="Arial" w:cs="Arial" w:eastAsia="Arial" w:hAnsi="Arial"/>
+                <w:b/>
+                <w:bCs/>
+                <w:i w:val="false"/>
+                <w:iCs w:val="false"/>
+                <w:color w:val="FFFFFF"/>
+                <w:sz w:val="19"/>
+                <w:szCs w:val="19"/>
+              </w:rPr>
+              <w:t xml:space="preserve">Amount</w:t>
+            </w:r>
+          </w:p>
+        </w:tc>
+        <w:tc>
+          <w:tcPr>
+            <w:tcW w:type="dxa" w:w="1700"/>
+            <w:shd w:fill="1F3864" w:color="auto" w:val="clear"/>
+            <w:tcMar>
+              <w:top w:type="dxa" w:w="80"/>
+              <w:left w:type="dxa" w:w="110"/>
+              <w:bottom w:type="dxa" w:w="80"/>
+              <w:right w:type="dxa" w:w="110"/>
+            </w:tcMar>
+          </w:tcPr>
+          <w:p>
+            <w:r>
+              <w:rPr>
+                <w:rFonts w:ascii="Arial" w:cs="Arial" w:eastAsia="Arial" w:hAnsi="Arial"/>
+                <w:b/>
+                <w:bCs/>
+                <w:i w:val="false"/>
+                <w:iCs w:val="false"/>
+                <w:color w:val="FFFFFF"/>
+                <w:sz w:val="19"/>
+                <w:szCs w:val="19"/>
+              </w:rPr>
+              <w:t xml:space="preserve">Status</w:t>
+            </w:r>
+          </w:p>
+        </w:tc>
+      </w:tr>
+      <w:tr>
+        <w:trPr>
+          <w:tblHeader w:val="false"/>
+        </w:trPr>
+        <w:tc>
+          <w:tcPr>
+            <w:tcW w:type="dxa" w:w="4100"/>
+            <w:tcMar>
+              <w:top w:type="dxa" w:w="80"/>
+              <w:left w:type="dxa" w:w="110"/>
+              <w:bottom w:type="dxa" w:w="80"/>
+              <w:right w:type="dxa" w:w="110"/>
+            </w:tcMar>
+          </w:tcPr>
+          <w:p>
+            <w:r>
+              <w:rPr>
+                <w:rFonts w:ascii="Arial" w:cs="Arial" w:eastAsia="Arial" w:hAnsi="Arial"/>
+                <w:b w:val="false"/>
+                <w:bCs w:val="false"/>
+                <w:i w:val="false"/>
+                <w:iCs w:val="false"/>
+                <w:color w:val="000000"/>
+                <w:sz w:val="19"/>
+                <w:szCs w:val="19"/>
+              </w:rPr>
+              <w:t xml:space="preserve">All of Us Researcher Workbench cloud compute</w:t>
+            </w:r>
+          </w:p>
+        </w:tc>
+        <w:tc>
+          <w:tcPr>
+            <w:tcW w:type="dxa" w:w="2200"/>
+            <w:tcMar>
+              <w:top w:type="dxa" w:w="80"/>
+              <w:left w:type="dxa" w:w="110"/>
+              <w:bottom w:type="dxa" w:w="80"/>
+              <w:right w:type="dxa" w:w="110"/>
+            </w:tcMar>
+          </w:tcPr>
+          <w:p>
+            <w:r>
+              <w:rPr>
+                <w:rFonts w:ascii="Arial" w:cs="Arial" w:eastAsia="Arial" w:hAnsi="Arial"/>
+                <w:b w:val="false"/>
+                <w:bCs w:val="false"/>
+                <w:i w:val="false"/>
+                <w:iCs w:val="false"/>
+                <w:color w:val="000000"/>
+                <w:sz w:val="19"/>
+                <w:szCs w:val="19"/>
+              </w:rPr>
+              <w:t xml:space="preserve">$250/month × 12</w:t>
+            </w:r>
+          </w:p>
+        </w:tc>
+        <w:tc>
+          <w:tcPr>
+            <w:tcW w:type="dxa" w:w="1600"/>
+            <w:tcMar>
+              <w:top w:type="dxa" w:w="80"/>
+              <w:left w:type="dxa" w:w="110"/>
+              <w:bottom w:type="dxa" w:w="80"/>
+              <w:right w:type="dxa" w:w="110"/>
+            </w:tcMar>
+          </w:tcPr>
+          <w:p>
+            <w:r>
+              <w:rPr>
+                <w:rFonts w:ascii="Arial" w:cs="Arial" w:eastAsia="Arial" w:hAnsi="Arial"/>
+                <w:b w:val="false"/>
+                <w:bCs w:val="false"/>
+                <w:i w:val="false"/>
+                <w:iCs w:val="false"/>
+                <w:color w:val="000000"/>
+                <w:sz w:val="19"/>
+                <w:szCs w:val="19"/>
+              </w:rPr>
+              <w:t xml:space="preserve">$3,000.00</w:t>
+            </w:r>
+          </w:p>
+        </w:tc>
+        <w:tc>
+          <w:tcPr>
+            <w:tcW w:type="dxa" w:w="1700"/>
+            <w:tcMar>
+              <w:top w:type="dxa" w:w="80"/>
+              <w:left w:type="dxa" w:w="110"/>
+              <w:bottom w:type="dxa" w:w="80"/>
+              <w:right w:type="dxa" w:w="110"/>
+            </w:tcMar>
+          </w:tcPr>
+          <w:p>
+            <w:r>
+              <w:rPr>
+                <w:rFonts w:ascii="Arial" w:cs="Arial" w:eastAsia="Arial" w:hAnsi="Arial"/>
+                <w:b w:val="false"/>
+                <w:bCs w:val="false"/>
+                <w:i w:val="false"/>
+                <w:iCs w:val="false"/>
+                <w:color w:val="000000"/>
+                <w:sz w:val="19"/>
+                <w:szCs w:val="19"/>
+              </w:rPr>
+              <w:t xml:space="preserve">Confirmed</w:t>
+            </w:r>
+          </w:p>
+        </w:tc>
+      </w:tr>
+      <w:tr>
+        <w:trPr>
+          <w:tblHeader w:val="false"/>
+        </w:trPr>
+        <w:tc>
+          <w:tcPr>
+            <w:tcW w:type="dxa" w:w="4100"/>
+            <w:shd w:fill="F2F5FA" w:color="auto" w:val="clear"/>
+            <w:tcMar>
+              <w:top w:type="dxa" w:w="80"/>
+              <w:left w:type="dxa" w:w="110"/>
+              <w:bottom w:type="dxa" w:w="80"/>
+              <w:right w:type="dxa" w:w="110"/>
+            </w:tcMar>
+          </w:tcPr>
+          <w:p>
+            <w:r>
+              <w:rPr>
+                <w:rFonts w:ascii="Arial" w:cs="Arial" w:eastAsia="Arial" w:hAnsi="Arial"/>
+                <w:b w:val="false"/>
+                <w:bCs w:val="false"/>
+                <w:i w:val="false"/>
+                <w:iCs w:val="false"/>
+                <w:color w:val="000000"/>
+                <w:sz w:val="19"/>
+                <w:szCs w:val="19"/>
+              </w:rPr>
+              <w:t xml:space="preserve">AI-assisted code development (Claude Code Max $200/mo + API $50/mo)</w:t>
+            </w:r>
+          </w:p>
+        </w:tc>
+        <w:tc>
+          <w:tcPr>
+            <w:tcW w:type="dxa" w:w="2200"/>
+            <w:shd w:fill="F2F5FA" w:color="auto" w:val="clear"/>
+            <w:tcMar>
+              <w:top w:type="dxa" w:w="80"/>
+              <w:left w:type="dxa" w:w="110"/>
+              <w:bottom w:type="dxa" w:w="80"/>
+              <w:right w:type="dxa" w:w="110"/>
+            </w:tcMar>
+          </w:tcPr>
+          <w:p>
+            <w:r>
+              <w:rPr>
+                <w:rFonts w:ascii="Arial" w:cs="Arial" w:eastAsia="Arial" w:hAnsi="Arial"/>
+                <w:b w:val="false"/>
+                <w:bCs w:val="false"/>
+                <w:i w:val="false"/>
+                <w:iCs w:val="false"/>
+                <w:color w:val="000000"/>
+                <w:sz w:val="19"/>
+                <w:szCs w:val="19"/>
+              </w:rPr>
+              <w:t xml:space="preserve">$250/month × 12</w:t>
+            </w:r>
+          </w:p>
+        </w:tc>
+        <w:tc>
+          <w:tcPr>
+            <w:tcW w:type="dxa" w:w="1600"/>
+            <w:shd w:fill="F2F5FA" w:color="auto" w:val="clear"/>
+            <w:tcMar>
+              <w:top w:type="dxa" w:w="80"/>
+              <w:left w:type="dxa" w:w="110"/>
+              <w:bottom w:type="dxa" w:w="80"/>
+              <w:right w:type="dxa" w:w="110"/>
+            </w:tcMar>
+          </w:tcPr>
+          <w:p>
+            <w:r>
+              <w:rPr>
+                <w:rFonts w:ascii="Arial" w:cs="Arial" w:eastAsia="Arial" w:hAnsi="Arial"/>
+                <w:b w:val="false"/>
+                <w:bCs w:val="false"/>
+                <w:i w:val="false"/>
+                <w:iCs w:val="false"/>
+                <w:color w:val="000000"/>
+                <w:sz w:val="19"/>
+                <w:szCs w:val="19"/>
+              </w:rPr>
+              <w:t xml:space="preserve">$3,000.00</w:t>
+            </w:r>
+          </w:p>
+        </w:tc>
+        <w:tc>
+          <w:tcPr>
+            <w:tcW w:type="dxa" w:w="1700"/>
+            <w:shd w:fill="F2F5FA" w:color="auto" w:val="clear"/>
+            <w:tcMar>
+              <w:top w:type="dxa" w:w="80"/>
+              <w:left w:type="dxa" w:w="110"/>
+              <w:bottom w:type="dxa" w:w="80"/>
+              <w:right w:type="dxa" w:w="110"/>
+            </w:tcMar>
+          </w:tcPr>
+          <w:p>
+            <w:r>
+              <w:rPr>
+                <w:rFonts w:ascii="Arial" w:cs="Arial" w:eastAsia="Arial" w:hAnsi="Arial"/>
+                <w:b w:val="false"/>
+                <w:bCs w:val="false"/>
+                <w:i w:val="false"/>
+                <w:iCs w:val="false"/>
+                <w:color w:val="000000"/>
+                <w:sz w:val="19"/>
+                <w:szCs w:val="19"/>
+              </w:rPr>
+              <w:t xml:space="preserve">Confirmed</w:t>
+            </w:r>
+          </w:p>
+        </w:tc>
+      </w:tr>
+      <w:tr>
+        <w:trPr>
+          <w:tblHeader w:val="false"/>
+        </w:trPr>
+        <w:tc>
+          <w:tcPr>
+            <w:tcW w:type="dxa" w:w="4100"/>
+            <w:tcMar>
+              <w:top w:type="dxa" w:w="80"/>
+              <w:left w:type="dxa" w:w="110"/>
+              <w:bottom w:type="dxa" w:w="80"/>
+              <w:right w:type="dxa" w:w="110"/>
+            </w:tcMar>
+          </w:tcPr>
+          <w:p>
+            <w:r>
+              <w:rPr>
+                <w:rFonts w:ascii="Arial" w:cs="Arial" w:eastAsia="Arial" w:hAnsi="Arial"/>
+                <w:b w:val="false"/>
+                <w:bCs w:val="false"/>
+                <w:i w:val="false"/>
+                <w:iCs w:val="false"/>
+                <w:color w:val="000000"/>
+                <w:sz w:val="19"/>
+                <w:szCs w:val="19"/>
+              </w:rPr>
+              <w:t xml:space="preserve">Investigator protected time (PI 10% + co-investigator)</w:t>
+            </w:r>
+          </w:p>
+        </w:tc>
+        <w:tc>
+          <w:tcPr>
+            <w:tcW w:type="dxa" w:w="2200"/>
+            <w:tcMar>
+              <w:top w:type="dxa" w:w="80"/>
+              <w:left w:type="dxa" w:w="110"/>
+              <w:bottom w:type="dxa" w:w="80"/>
+              <w:right w:type="dxa" w:w="110"/>
+            </w:tcMar>
+          </w:tcPr>
+          <w:p>
+            <w:r>
+              <w:rPr>
+                <w:rFonts w:ascii="Arial" w:cs="Arial" w:eastAsia="Arial" w:hAnsi="Arial"/>
+                <w:b w:val="false"/>
+                <w:bCs w:val="false"/>
+                <w:i w:val="false"/>
+                <w:iCs w:val="false"/>
+                <w:color w:val="000000"/>
+                <w:sz w:val="19"/>
+                <w:szCs w:val="19"/>
+              </w:rPr>
+              <w:t xml:space="preserve">institutional salary rates</w:t>
+            </w:r>
+          </w:p>
+        </w:tc>
+        <w:tc>
+          <w:tcPr>
+            <w:tcW w:type="dxa" w:w="1600"/>
+            <w:tcMar>
+              <w:top w:type="dxa" w:w="80"/>
+              <w:left w:type="dxa" w:w="110"/>
+              <w:bottom w:type="dxa" w:w="80"/>
+              <w:right w:type="dxa" w:w="110"/>
+            </w:tcMar>
+          </w:tcPr>
+          <w:p>
+            <w:r>
+              <w:rPr>
+                <w:rFonts w:ascii="Arial" w:cs="Arial" w:eastAsia="Arial" w:hAnsi="Arial"/>
+                <w:b w:val="false"/>
+                <w:bCs w:val="false"/>
+                <w:i w:val="false"/>
+                <w:iCs w:val="false"/>
+                <w:color w:val="000000"/>
+                <w:sz w:val="19"/>
+                <w:szCs w:val="19"/>
+              </w:rPr>
+              <w:t xml:space="preserve">$10,000.00</w:t>
+            </w:r>
+          </w:p>
+        </w:tc>
+        <w:tc>
+          <w:tcPr>
+            <w:tcW w:type="dxa" w:w="1700"/>
+            <w:tcMar>
+              <w:top w:type="dxa" w:w="80"/>
+              <w:left w:type="dxa" w:w="110"/>
+              <w:bottom w:type="dxa" w:w="80"/>
+              <w:right w:type="dxa" w:w="110"/>
+            </w:tcMar>
+          </w:tcPr>
+          <w:p>
+            <w:r>
+              <w:rPr>
+                <w:rFonts w:ascii="Arial" w:cs="Arial" w:eastAsia="Arial" w:hAnsi="Arial"/>
+                <w:b w:val="false"/>
+                <w:bCs w:val="false"/>
+                <w:i w:val="false"/>
+                <w:iCs w:val="false"/>
+                <w:color w:val="000000"/>
+                <w:sz w:val="19"/>
+                <w:szCs w:val="19"/>
+              </w:rPr>
+              <w:t xml:space="preserve">TO CONFIRM</w:t>
+            </w:r>
+          </w:p>
+        </w:tc>
+      </w:tr>
+      <w:tr>
+        <w:trPr>
+          <w:tblHeader w:val="false"/>
+        </w:trPr>
+        <w:tc>
+          <w:tcPr>
+            <w:tcW w:type="dxa" w:w="4100"/>
+            <w:shd w:fill="F2F5FA" w:color="auto" w:val="clear"/>
+            <w:tcMar>
+              <w:top w:type="dxa" w:w="80"/>
+              <w:left w:type="dxa" w:w="110"/>
+              <w:bottom w:type="dxa" w:w="80"/>
+              <w:right w:type="dxa" w:w="110"/>
+            </w:tcMar>
+          </w:tcPr>
+          <w:p>
+            <w:r>
+              <w:rPr>
+                <w:rFonts w:ascii="Arial" w:cs="Arial" w:eastAsia="Arial" w:hAnsi="Arial"/>
+                <w:b w:val="false"/>
+                <w:bCs w:val="false"/>
+                <w:i w:val="false"/>
+                <w:iCs w:val="false"/>
+                <w:color w:val="000000"/>
+                <w:sz w:val="19"/>
+                <w:szCs w:val="19"/>
+              </w:rPr>
+              <w:t xml:space="preserve">Open-access publication fee</w:t>
+            </w:r>
+          </w:p>
+        </w:tc>
+        <w:tc>
+          <w:tcPr>
+            <w:tcW w:type="dxa" w:w="2200"/>
+            <w:shd w:fill="F2F5FA" w:color="auto" w:val="clear"/>
+            <w:tcMar>
+              <w:top w:type="dxa" w:w="80"/>
+              <w:left w:type="dxa" w:w="110"/>
+              <w:bottom w:type="dxa" w:w="80"/>
+              <w:right w:type="dxa" w:w="110"/>
+            </w:tcMar>
+          </w:tcPr>
+          <w:p>
+            <w:r>
+              <w:rPr>
+                <w:rFonts w:ascii="Arial" w:cs="Arial" w:eastAsia="Arial" w:hAnsi="Arial"/>
+                <w:b w:val="false"/>
+                <w:bCs w:val="false"/>
+                <w:i w:val="false"/>
+                <w:iCs w:val="false"/>
+                <w:color w:val="000000"/>
+                <w:sz w:val="19"/>
+                <w:szCs w:val="19"/>
+              </w:rPr>
+              <w:t xml:space="preserve">1 manuscript</w:t>
+            </w:r>
+          </w:p>
+        </w:tc>
+        <w:tc>
+          <w:tcPr>
+            <w:tcW w:type="dxa" w:w="1600"/>
+            <w:shd w:fill="F2F5FA" w:color="auto" w:val="clear"/>
+            <w:tcMar>
+              <w:top w:type="dxa" w:w="80"/>
+              <w:left w:type="dxa" w:w="110"/>
+              <w:bottom w:type="dxa" w:w="80"/>
+              <w:right w:type="dxa" w:w="110"/>
+            </w:tcMar>
+          </w:tcPr>
+          <w:p>
+            <w:r>
+              <w:rPr>
+                <w:rFonts w:ascii="Arial" w:cs="Arial" w:eastAsia="Arial" w:hAnsi="Arial"/>
+                <w:b w:val="false"/>
+                <w:bCs w:val="false"/>
+                <w:i w:val="false"/>
+                <w:iCs w:val="false"/>
+                <w:color w:val="000000"/>
+                <w:sz w:val="19"/>
+                <w:szCs w:val="19"/>
+              </w:rPr>
+              <w:t xml:space="preserve">$2,500.00</w:t>
+            </w:r>
+          </w:p>
+        </w:tc>
+        <w:tc>
+          <w:tcPr>
+            <w:tcW w:type="dxa" w:w="1700"/>
+            <w:shd w:fill="F2F5FA" w:color="auto" w:val="clear"/>
+            <w:tcMar>
+              <w:top w:type="dxa" w:w="80"/>
+              <w:left w:type="dxa" w:w="110"/>
+              <w:bottom w:type="dxa" w:w="80"/>
+              <w:right w:type="dxa" w:w="110"/>
+            </w:tcMar>
+          </w:tcPr>
+          <w:p>
+            <w:r>
+              <w:rPr>
+                <w:rFonts w:ascii="Arial" w:cs="Arial" w:eastAsia="Arial" w:hAnsi="Arial"/>
+                <w:b w:val="false"/>
+                <w:bCs w:val="false"/>
+                <w:i w:val="false"/>
+                <w:iCs w:val="false"/>
+                <w:color w:val="000000"/>
+                <w:sz w:val="19"/>
+                <w:szCs w:val="19"/>
+              </w:rPr>
+              <w:t xml:space="preserve">TO CONFIRM</w:t>
+            </w:r>
+          </w:p>
+        </w:tc>
+      </w:tr>
+      <w:tr>
+        <w:trPr>
+          <w:tblHeader w:val="false"/>
+        </w:trPr>
+        <w:tc>
+          <w:tcPr>
+            <w:tcW w:type="dxa" w:w="4100"/>
+            <w:tcMar>
+              <w:top w:type="dxa" w:w="80"/>
+              <w:left w:type="dxa" w:w="110"/>
+              <w:bottom w:type="dxa" w:w="80"/>
+              <w:right w:type="dxa" w:w="110"/>
+            </w:tcMar>
+          </w:tcPr>
+          <w:p>
+            <w:r>
+              <w:rPr>
+                <w:rFonts w:ascii="Arial" w:cs="Arial" w:eastAsia="Arial" w:hAnsi="Arial"/>
+                <w:b w:val="false"/>
+                <w:bCs w:val="false"/>
+                <w:i w:val="false"/>
+                <w:iCs w:val="false"/>
+                <w:color w:val="000000"/>
+                <w:sz w:val="19"/>
+                <w:szCs w:val="19"/>
+              </w:rPr>
+              <w:t xml:space="preserve">Dissemination travel (AAFP FMX or AHA Sessions)</w:t>
+            </w:r>
+          </w:p>
+        </w:tc>
+        <w:tc>
+          <w:tcPr>
+            <w:tcW w:type="dxa" w:w="2200"/>
+            <w:tcMar>
+              <w:top w:type="dxa" w:w="80"/>
+              <w:left w:type="dxa" w:w="110"/>
+              <w:bottom w:type="dxa" w:w="80"/>
+              <w:right w:type="dxa" w:w="110"/>
+            </w:tcMar>
+          </w:tcPr>
+          <w:p>
+            <w:r>
+              <w:rPr>
+                <w:rFonts w:ascii="Arial" w:cs="Arial" w:eastAsia="Arial" w:hAnsi="Arial"/>
+                <w:b w:val="false"/>
+                <w:bCs w:val="false"/>
+                <w:i w:val="false"/>
+                <w:iCs w:val="false"/>
+                <w:color w:val="000000"/>
+                <w:sz w:val="19"/>
+                <w:szCs w:val="19"/>
+              </w:rPr>
+              <w:t xml:space="preserve">1 meeting, 1 traveler</w:t>
+            </w:r>
+          </w:p>
+        </w:tc>
+        <w:tc>
+          <w:tcPr>
+            <w:tcW w:type="dxa" w:w="1600"/>
+            <w:tcMar>
+              <w:top w:type="dxa" w:w="80"/>
+              <w:left w:type="dxa" w:w="110"/>
+              <w:bottom w:type="dxa" w:w="80"/>
+              <w:right w:type="dxa" w:w="110"/>
+            </w:tcMar>
+          </w:tcPr>
+          <w:p>
+            <w:r>
+              <w:rPr>
+                <w:rFonts w:ascii="Arial" w:cs="Arial" w:eastAsia="Arial" w:hAnsi="Arial"/>
+                <w:b w:val="false"/>
+                <w:bCs w:val="false"/>
+                <w:i w:val="false"/>
+                <w:iCs w:val="false"/>
+                <w:color w:val="000000"/>
+                <w:sz w:val="19"/>
+                <w:szCs w:val="19"/>
+              </w:rPr>
+              <w:t xml:space="preserve">$1,500.00</w:t>
+            </w:r>
+          </w:p>
+        </w:tc>
+        <w:tc>
+          <w:tcPr>
+            <w:tcW w:type="dxa" w:w="1700"/>
+            <w:tcMar>
+              <w:top w:type="dxa" w:w="80"/>
+              <w:left w:type="dxa" w:w="110"/>
+              <w:bottom w:type="dxa" w:w="80"/>
+              <w:right w:type="dxa" w:w="110"/>
+            </w:tcMar>
+          </w:tcPr>
+          <w:p>
+            <w:r>
+              <w:rPr>
+                <w:rFonts w:ascii="Arial" w:cs="Arial" w:eastAsia="Arial" w:hAnsi="Arial"/>
+                <w:b w:val="false"/>
+                <w:bCs w:val="false"/>
+                <w:i w:val="false"/>
+                <w:iCs w:val="false"/>
+                <w:color w:val="000000"/>
+                <w:sz w:val="19"/>
+                <w:szCs w:val="19"/>
+              </w:rPr>
+              <w:t xml:space="preserve">TO CONFIRM</w:t>
+            </w:r>
+          </w:p>
+        </w:tc>
+      </w:tr>
+      <w:tr>
+        <w:trPr>
+          <w:tblHeader w:val="false"/>
+        </w:trPr>
+        <w:tc>
+          <w:tcPr>
+            <w:tcW w:type="dxa" w:w="4100"/>
+            <w:shd w:fill="F2F5FA" w:color="auto" w:val="clear"/>
+            <w:tcMar>
+              <w:top w:type="dxa" w:w="80"/>
+              <w:left w:type="dxa" w:w="110"/>
+              <w:bottom w:type="dxa" w:w="80"/>
+              <w:right w:type="dxa" w:w="110"/>
+            </w:tcMar>
+          </w:tcPr>
+          <w:p>
+            <w:r>
+              <w:rPr>
+                <w:rFonts w:ascii="Arial" w:cs="Arial" w:eastAsia="Arial" w:hAnsi="Arial"/>
+                <w:b w:val="false"/>
+                <w:bCs w:val="false"/>
+                <w:i w:val="false"/>
+                <w:iCs w:val="false"/>
+                <w:color w:val="000000"/>
+                <w:sz w:val="19"/>
+                <w:szCs w:val="19"/>
+              </w:rPr>
+              <w:t xml:space="preserve">TOTAL</w:t>
+            </w:r>
+          </w:p>
+        </w:tc>
+        <w:tc>
+          <w:tcPr>
+            <w:tcW w:type="dxa" w:w="2200"/>
+            <w:shd w:fill="F2F5FA" w:color="auto" w:val="clear"/>
+            <w:tcMar>
+              <w:top w:type="dxa" w:w="80"/>
+              <w:left w:type="dxa" w:w="110"/>
+              <w:bottom w:type="dxa" w:w="80"/>
+              <w:right w:type="dxa" w:w="110"/>
+            </w:tcMar>
+          </w:tcPr>
+          <w:p>
+            <w:r>
+              <w:rPr>
+                <w:rFonts w:ascii="Arial" w:cs="Arial" w:eastAsia="Arial" w:hAnsi="Arial"/>
+                <w:b w:val="false"/>
+                <w:bCs w:val="false"/>
+                <w:i w:val="false"/>
+                <w:iCs w:val="false"/>
+                <w:color w:val="000000"/>
+                <w:sz w:val="19"/>
+                <w:szCs w:val="19"/>
+              </w:rPr>
+              <w:t xml:space="preserve"/>
+            </w:r>
+          </w:p>
+        </w:tc>
+        <w:tc>
+          <w:tcPr>
+            <w:tcW w:type="dxa" w:w="1600"/>
+            <w:shd w:fill="F2F5FA" w:color="auto" w:val="clear"/>
+            <w:tcMar>
+              <w:top w:type="dxa" w:w="80"/>
+              <w:left w:type="dxa" w:w="110"/>
+              <w:bottom w:type="dxa" w:w="80"/>
+              <w:right w:type="dxa" w:w="110"/>
+            </w:tcMar>
+          </w:tcPr>
+          <w:p>
+            <w:r>
+              <w:rPr>
+                <w:rFonts w:ascii="Arial" w:cs="Arial" w:eastAsia="Arial" w:hAnsi="Arial"/>
+                <w:b w:val="false"/>
+                <w:bCs w:val="false"/>
+                <w:i w:val="false"/>
+                <w:iCs w:val="false"/>
+                <w:color w:val="000000"/>
+                <w:sz w:val="19"/>
+                <w:szCs w:val="19"/>
+              </w:rPr>
+              <w:t xml:space="preserve">$20,000.00</w:t>
+            </w:r>
+          </w:p>
+        </w:tc>
+        <w:tc>
+          <w:tcPr>
+            <w:tcW w:type="dxa" w:w="1700"/>
+            <w:shd w:fill="F2F5FA" w:color="auto" w:val="clear"/>
+            <w:tcMar>
+              <w:top w:type="dxa" w:w="80"/>
+              <w:left w:type="dxa" w:w="110"/>
+              <w:bottom w:type="dxa" w:w="80"/>
+              <w:right w:type="dxa" w:w="110"/>
+            </w:tcMar>
+          </w:tcPr>
+          <w:p>
+            <w:r>
+              <w:rPr>
+                <w:rFonts w:ascii="Arial" w:cs="Arial" w:eastAsia="Arial" w:hAnsi="Arial"/>
+                <w:b w:val="false"/>
+                <w:bCs w:val="false"/>
+                <w:i w:val="false"/>
+                <w:iCs w:val="false"/>
+                <w:color w:val="000000"/>
+                <w:sz w:val="19"/>
+                <w:szCs w:val="19"/>
+              </w:rPr>
+              <w:t xml:space="preserve"/>
+            </w:r>
+          </w:p>
+        </w:tc>
+      </w:tr>
+    </w:tbl>
+    <w:p>
+      <w:pPr>
+        <w:spacing w:after="80" w:before="220"/>
+      </w:pPr>
+      <w:r>
+        <w:rPr>
+          <w:rFonts w:ascii="Arial" w:cs="Arial" w:eastAsia="Arial" w:hAnsi="Arial"/>
+          <w:b/>
+          <w:bCs/>
+          <w:i w:val="false"/>
+          <w:iCs w:val="false"/>
+          <w:color w:val="1F3864"/>
+          <w:sz w:val="22"/>
+          <w:szCs w:val="22"/>
+        </w:rPr>
+        <w:t xml:space="preserve">Notes on the two computing lines</w:t>
+      </w:r>
+    </w:p>
+    <w:p>
+      <w:pPr>
+        <w:pStyle w:val="ListParagraph"/>
+        <w:numPr>
+          <w:ilvl w:val="0"/>
+          <w:numId w:val="1"/>
+        </w:numPr>
+        <w:spacing w:after="40" w:before="40" w:line="276"/>
+      </w:pPr>
+      <w:r>
+        <w:rPr>
+          <w:rFonts w:ascii="Arial" w:cs="Arial" w:eastAsia="Arial" w:hAnsi="Arial"/>
+          <w:b/>
+          <w:bCs/>
+          <w:i w:val="false"/>
+          <w:iCs w:val="false"/>
+          <w:color w:val="000000"/>
+          <w:sz w:val="19"/>
+          <w:szCs w:val="19"/>
+        </w:rPr>
+        <w:t xml:space="preserve">Workbench compute is a real, metered cost. </w:t>
+      </w:r>
+      <w:r>
+        <w:rPr>
+          <w:rFonts w:ascii="Arial" w:cs="Arial" w:eastAsia="Arial" w:hAnsi="Arial"/>
+          <w:b w:val="false"/>
+          <w:bCs w:val="false"/>
+          <w:i w:val="false"/>
+          <w:iCs w:val="false"/>
+          <w:color w:val="000000"/>
+          <w:sz w:val="19"/>
+          <w:szCs w:val="19"/>
+        </w:rPr>
+        <w:t xml:space="preserve">All of Us provides limited initial credits, after which Google Cloud compute for cohort building and analysis is billed to the researcher. At $250 per month across a year of active analysis, $3,000 is a defensible direct cost and is the single most concrete thing this award buys.</w:t>
+      </w:r>
+    </w:p>
+    <w:p>
+      <w:pPr>
+        <w:pStyle w:val="ListParagraph"/>
+        <w:numPr>
+          <w:ilvl w:val="0"/>
+          <w:numId w:val="1"/>
+        </w:numPr>
+        <w:spacing w:after="40" w:before="40" w:line="276"/>
+      </w:pPr>
+      <w:r>
+        <w:rPr>
+          <w:rFonts w:ascii="Arial" w:cs="Arial" w:eastAsia="Arial" w:hAnsi="Arial"/>
+          <w:b/>
+          <w:bCs/>
+          <w:i w:val="false"/>
+          <w:iCs w:val="false"/>
+          <w:color w:val="000000"/>
+          <w:sz w:val="19"/>
+          <w:szCs w:val="19"/>
+        </w:rPr>
+        <w:t xml:space="preserve">The AI tooling line must be described as code development, not data analysis. </w:t>
+      </w:r>
+      <w:r>
+        <w:rPr>
+          <w:rFonts w:ascii="Arial" w:cs="Arial" w:eastAsia="Arial" w:hAnsi="Arial"/>
+          <w:b w:val="false"/>
+          <w:bCs w:val="false"/>
+          <w:i w:val="false"/>
+          <w:iCs w:val="false"/>
+          <w:color w:val="000000"/>
+          <w:sz w:val="19"/>
+          <w:szCs w:val="19"/>
+        </w:rPr>
+        <w:t xml:space="preserve">The All of Us Data User Code of Conduct prohibits downloading or otherwise removing participant-level data from the Researcher Workbench, so any AI or machine-learning use on participant-level data has to happen inside that environment. Only aggregated summary statistics may leave it, and then only where cell counts are not below 20. Budgeting an external AI subscription is therefore appropriate for writing and reviewing analysis code, phenotype logic, and documentation — which is how the CKM staging pipeline will actually be built — but the line should never read as though participant records are being sent to an external service.</w:t>
+      </w:r>
+    </w:p>
+    <w:p>
+      <w:pPr>
+        <w:pStyle w:val="ListParagraph"/>
+        <w:numPr>
+          <w:ilvl w:val="0"/>
+          <w:numId w:val="1"/>
+        </w:numPr>
+        <w:spacing w:after="40" w:before="40" w:line="276"/>
+      </w:pPr>
+      <w:r>
+        <w:rPr>
+          <w:rFonts w:ascii="Arial" w:cs="Arial" w:eastAsia="Arial" w:hAnsi="Arial"/>
+          <w:b/>
+          <w:bCs/>
+          <w:i w:val="false"/>
+          <w:iCs w:val="false"/>
+          <w:color w:val="000000"/>
+          <w:sz w:val="19"/>
+          <w:szCs w:val="19"/>
+        </w:rPr>
+        <w:t xml:space="preserve">This capability is already established at the site. </w:t>
+      </w:r>
+      <w:r>
+        <w:rPr>
+          <w:rFonts w:ascii="Arial" w:cs="Arial" w:eastAsia="Arial" w:hAnsi="Arial"/>
+          <w:b w:val="false"/>
+          <w:bCs w:val="false"/>
+          <w:i w:val="false"/>
+          <w:iCs w:val="false"/>
+          <w:color w:val="000000"/>
+          <w:sz w:val="19"/>
+          <w:szCs w:val="19"/>
+        </w:rPr>
+        <w:t xml:space="preserve">The applicant’s biosketch describes developing an AI-assisted coding program to lower the barrier for residents and fellows analyzing large public databases, so this line funds an existing workflow rather than an experiment.</w:t>
+      </w:r>
+    </w:p>
+    <w:p>
+      <w:pPr>
+        <w:spacing w:after="80" w:before="200"/>
+      </w:pPr>
+      <w:r>
+        <w:rPr>
+          <w:rFonts w:ascii="Arial" w:cs="Arial" w:eastAsia="Arial" w:hAnsi="Arial"/>
+          <w:b/>
+          <w:bCs/>
+          <w:i w:val="false"/>
+          <w:iCs w:val="false"/>
+          <w:color w:val="1F3864"/>
+          <w:sz w:val="22"/>
+          <w:szCs w:val="22"/>
+        </w:rPr>
+        <w:t xml:space="preserve">Confirm before submitting the budget</w:t>
+      </w:r>
+    </w:p>
+    <w:p>
+      <w:pPr>
+        <w:pStyle w:val="ListParagraph"/>
+        <w:numPr>
+          <w:ilvl w:val="0"/>
+          <w:numId w:val="1"/>
+        </w:numPr>
+        <w:spacing w:after="40" w:before="40" w:line="276"/>
+      </w:pPr>
+      <w:r>
+        <w:rPr>
+          <w:rFonts w:ascii="Arial" w:cs="Arial" w:eastAsia="Arial" w:hAnsi="Arial"/>
+          <w:b w:val="false"/>
+          <w:bCs w:val="false"/>
+          <w:i w:val="false"/>
+          <w:iCs w:val="false"/>
+          <w:color w:val="000000"/>
+          <w:sz w:val="19"/>
+          <w:szCs w:val="19"/>
+        </w:rPr>
+        <w:t xml:space="preserve">Indirect costs (F&amp;A). Whether the program permits overhead, and whether NYC H+H/Harlem would assess it, materially changes what the $20,000 buys. If indirects are charged and not excluded, the direct-cost lines above must shrink to fit.</w:t>
+      </w:r>
+    </w:p>
+    <w:p>
+      <w:pPr>
+        <w:pStyle w:val="ListParagraph"/>
+        <w:numPr>
+          <w:ilvl w:val="0"/>
+          <w:numId w:val="1"/>
+        </w:numPr>
+        <w:spacing w:after="40" w:before="40" w:line="276"/>
+      </w:pPr>
+      <w:r>
+        <w:rPr>
+          <w:rFonts w:ascii="Arial" w:cs="Arial" w:eastAsia="Arial" w:hAnsi="Arial"/>
+          <w:b w:val="false"/>
+          <w:bCs w:val="false"/>
+          <w:i w:val="false"/>
+          <w:iCs w:val="false"/>
+          <w:color w:val="000000"/>
+          <w:sz w:val="19"/>
+          <w:szCs w:val="19"/>
+        </w:rPr>
+        <w:t xml:space="preserve">Whether an individual software subscription is an allowable direct cost under the institution’s and the program’s rules, or whether it must be procured institutionally.</w:t>
+      </w:r>
+    </w:p>
+    <w:p>
+      <w:pPr>
+        <w:pStyle w:val="ListParagraph"/>
+        <w:numPr>
+          <w:ilvl w:val="0"/>
+          <w:numId w:val="1"/>
+        </w:numPr>
+        <w:spacing w:after="40" w:before="40" w:line="276"/>
+      </w:pPr>
+      <w:r>
+        <w:rPr>
+          <w:rFonts w:ascii="Arial" w:cs="Arial" w:eastAsia="Arial" w:hAnsi="Arial"/>
+          <w:b w:val="false"/>
+          <w:bCs w:val="false"/>
+          <w:i w:val="false"/>
+          <w:iCs w:val="false"/>
+          <w:color w:val="000000"/>
+          <w:sz w:val="19"/>
+          <w:szCs w:val="19"/>
+        </w:rPr>
+        <w:t xml:space="preserve">Salary rates and the exact split of protected time between the applicant and the co-investigator.</w:t>
+      </w:r>
+    </w:p>
+    <w:p>
+      <w:pPr>
+        <w:pStyle w:val="ListParagraph"/>
+        <w:numPr>
+          <w:ilvl w:val="0"/>
+          <w:numId w:val="1"/>
+        </w:numPr>
+        <w:spacing w:after="40" w:before="40" w:line="276"/>
+      </w:pPr>
+      <w:r>
+        <w:rPr>
+          <w:rFonts w:ascii="Arial" w:cs="Arial" w:eastAsia="Arial" w:hAnsi="Arial"/>
+          <w:b w:val="false"/>
+          <w:bCs w:val="false"/>
+          <w:i w:val="false"/>
+          <w:iCs w:val="false"/>
+          <w:color w:val="000000"/>
+          <w:sz w:val="19"/>
+          <w:szCs w:val="19"/>
+        </w:rPr>
+        <w:t xml:space="preserve">Whether the target journal charges an open-access fee at all — if the manuscript goes to a subscription journal, that $2,500 can move to protected time or a second conference.</w:t>
       </w:r>
     </w:p>
     <w:p>

--- a/docs/REACH_LOI_review_draft.docx
+++ b/docs/REACH_LOI_review_draft.docx
@@ -413,7 +413,7 @@
                 <w:sz w:val="19"/>
                 <w:szCs w:val="19"/>
               </w:rPr>
-              <w:t xml:space="preserve">95 characters</w:t>
+              <w:t xml:space="preserve">89 characters</w:t>
             </w:r>
           </w:p>
         </w:tc>
@@ -525,7 +525,7 @@
                 <w:sz w:val="19"/>
                 <w:szCs w:val="19"/>
               </w:rPr>
-              <w:t xml:space="preserve">498 words</w:t>
+              <w:t xml:space="preserve">491 words</w:t>
             </w:r>
           </w:p>
         </w:tc>
@@ -552,7 +552,7 @@
                 <w:sz w:val="19"/>
                 <w:szCs w:val="19"/>
               </w:rPr>
-              <w:t xml:space="preserve">PASS — 2 to spare</w:t>
+              <w:t xml:space="preserve">PASS — 9 to spare</w:t>
             </w:r>
           </w:p>
         </w:tc>
@@ -946,7 +946,7 @@
           <w:sz w:val="24"/>
           <w:szCs w:val="24"/>
         </w:rPr>
-        <w:t xml:space="preserve">CKM Stage Transition, Not Events: Early GLP-1 Therapy in Stages 1-2 for Primary Care Prevention</w:t>
+        <w:t xml:space="preserve">Stage Transition, Not Events: Slowing CKM Progression with Early GLP-1 in Type 2 Diabetes</w:t>
       </w:r>
     </w:p>
     <w:p>
@@ -965,7 +965,7 @@
           <w:sz w:val="17"/>
           <w:szCs w:val="17"/>
         </w:rPr>
-        <w:t xml:space="preserve">95 of 100 characters. The title leads with the differentiator — stage transition rather than cardiovascular events — so a reviewer sees what is new before anything else.</w:t>
+        <w:t xml:space="preserve">89 of 100 characters. The title leads with the differentiator — stage transition rather than cardiovascular events — so a reviewer sees what is new before anything else.</w:t>
       </w:r>
     </w:p>
     <w:p>
@@ -984,7 +984,7 @@
           <w:sz w:val="26"/>
           <w:szCs w:val="26"/>
         </w:rPr>
-        <w:t xml:space="preserve">Project description (498 of 500 words)</w:t>
+        <w:t xml:space="preserve">Project description (491 of 500 words)</w:t>
       </w:r>
     </w:p>
     <w:p>
@@ -1034,7 +1034,7 @@
           <w:sz w:val="17"/>
           <w:szCs w:val="17"/>
         </w:rPr>
-        <w:t xml:space="preserve">   47 words</w:t>
+        <w:t xml:space="preserve">   53 words</w:t>
       </w:r>
     </w:p>
     <w:p>
@@ -1070,7 +1070,7 @@
           <w:sz w:val="20"/>
           <w:szCs w:val="20"/>
         </w:rPr>
-        <w:t xml:space="preserve">Using NIH All of Us data, we will estimate whether initiating a GLP-1 receptor agonist (GLP-1 RA) is associated with movement to a lower cardiovascular-kidney-metabolic (CKM) stage, or slower progression, in adults at CKM stage 1-2: stage transition, an endpoint no pivotal GLP-1 RA trial measured.</w:t>
+        <w:t xml:space="preserve">Using NIH All of Us data, we will estimate whether initiating a GLP-1 receptor agonist (GLP-1 RA) is associated with slower progression from cardiovascular-kidney-metabolic (CKM) stage 2 to stages 3-4, or regression of reversible CKM components, among adults with type 2 diabetes: stage transition, an endpoint no pivotal GLP-1 RA trial measured.</w:t>
       </w:r>
     </w:p>
     <w:p>
@@ -1101,7 +1101,7 @@
           <w:sz w:val="17"/>
           <w:szCs w:val="17"/>
         </w:rPr>
-        <w:t xml:space="preserve">   64 words</w:t>
+        <w:t xml:space="preserve">   60 words</w:t>
       </w:r>
     </w:p>
     <w:p>
@@ -1137,7 +1137,7 @@
           <w:sz w:val="20"/>
           <w:szCs w:val="20"/>
         </w:rPr>
-        <w:t xml:space="preserve">The 2026 AHA/ACC/ADA/ASN guideline makes preventing progression and promoting regression the goal of CKM care, yet SELECT, FLOW and SUMMIT enrolled stage 3-4 patients counting events; ongoing DASH-CKMH targets sex-based heterogeneity. Early stages in primary care remain unstudied. Since May and July 2026, Medicaid's BALANCE Model and Medicare's GLP-1 Bridge have expanded access for mostly stage 1-2 adults, scaling prescribing ahead of evidence.</w:t>
+        <w:t xml:space="preserve">The 2026 AHA/ACC/ADA/ASN guideline makes preventing progression and promoting regression the goal of CKM care, yet SELECT, FLOW and SUMMIT counted events in advanced disease and none tracked stage movement; ongoing DASH-CKMH targets sex-based heterogeneity. Stage 2 diabetes without established cardiovascular disease, primary care's core panel, is least studied, even as GLP-1 prescribing scales far ahead of trajectory evidence.</w:t>
       </w:r>
     </w:p>
     <w:p>
@@ -1168,7 +1168,7 @@
           <w:sz w:val="17"/>
           <w:szCs w:val="17"/>
         </w:rPr>
-        <w:t xml:space="preserve">   34 words</w:t>
+        <w:t xml:space="preserve">   35 words</w:t>
       </w:r>
     </w:p>
     <w:p>
@@ -1204,7 +1204,7 @@
           <w:sz w:val="20"/>
           <w:szCs w:val="20"/>
         </w:rPr>
-        <w:t xml:space="preserve">(1) Extend cross-sectional CKM staging into a serial, time-updated stage variable and count initiators; (2) estimate GLP-1 RA initiation's association with stage progression and regression; (3) test pre-specified modification by race/ethnicity and insurance.</w:t>
+        <w:t xml:space="preserve">(1) Extend cross-sectional CKM staging into a serial, time-updated stage variable and count initiators; (2) estimate GLP-1 RA initiation's association with stage progression and component regression; (3) test pre-specified modification by race/ethnicity and insurance.</w:t>
       </w:r>
     </w:p>
     <w:p>
@@ -1235,7 +1235,7 @@
           <w:sz w:val="17"/>
           <w:szCs w:val="17"/>
         </w:rPr>
-        <w:t xml:space="preserve">   100 words</w:t>
+        <w:t xml:space="preserve">   88 words</w:t>
       </w:r>
     </w:p>
     <w:p>
@@ -1271,7 +1271,7 @@
           <w:sz w:val="20"/>
           <w:szCs w:val="20"/>
         </w:rPr>
-        <w:t xml:space="preserve">Eligible: adults staged CKM 1-2 with baseline labs, no prior-year GLP-1 RA. Strategies: GLP-1 RA (tirzepatide included) versus DPP-4 inhibitor (no MACE benefit) in type 2 diabetes, otherwise versus non-incretin anti-obesity medication; a secondary comparator adds sulfonylureas, bracketing weight-gain bias. Time zero: first fill; 90-day grace period, clone-censoring and censoring weights remove immortal time; propensity-score overlap weighting approximates randomized assignment, SGLT2i balanced at baseline. Re-staged six-monthly; progression is primary, regression a lower stage at two consecutive assessments on reversible components; stage 3 by PREVENT risk; death competes (multistate model). Observational intention-to-treat; per-protocol censoring 60-day gaps; E-values bound unmeasured confounding.</w:t>
+        <w:t xml:space="preserve">Eligible: adults with type 2 diabetes staged CKM 2, baseline labs, no prior-year GLP-1 RA. Strategies: GLP-1 RA (tirzepatide included) versus DPP-4 inhibitor (no MACE benefit); a secondary comparator adds sulfonylureas, bracketing weight-gain bias. Time zero: first fill; 90-day grace period, clone-censoring and censoring weights remove immortal time; propensity-score overlap weighting approximates randomized assignment, SGLT2i balanced at baseline. Re-staged six-monthly; progression to stage 3-4 primary, component regression secondary; stage 3 by PREVENT risk; death competes (multistate model). Observational intention-to-treat; per-protocol censoring 60-day gaps; E-values bound unmeasured confounding.</w:t>
       </w:r>
     </w:p>
     <w:p>
@@ -1302,7 +1302,7 @@
           <w:sz w:val="17"/>
           <w:szCs w:val="17"/>
         </w:rPr>
-        <w:t xml:space="preserve">   58 words</w:t>
+        <w:t xml:space="preserve">   45 words</w:t>
       </w:r>
     </w:p>
     <w:p>
@@ -1338,7 +1338,7 @@
           <w:sz w:val="20"/>
           <w:szCs w:val="20"/>
         </w:rPr>
-        <w:t xml:space="preserve">Two-thirds of staged All of Us participants fall at stages 1-2; from 400,000+ participants with linked records we draw initiators and comparators. We anticipate several thousand stage 2 and several hundred stage 1 initiators; stage 1 pools with stage 2 below 500. Records extend to about 2023, so we analyze earlier initiators; transitions accrue years before events.</w:t>
+        <w:t xml:space="preserve">Published All of Us staging places roughly 46% of participants at CKM stage 2; from 400,000+ with linked records we draw the diabetic subset initiating therapy, anticipating several thousand. Records extend to about 2023, so we analyze earlier initiators; transitions accrue years before events.</w:t>
       </w:r>
     </w:p>
     <w:p>
@@ -1369,7 +1369,7 @@
           <w:sz w:val="17"/>
           <w:szCs w:val="17"/>
         </w:rPr>
-        <w:t xml:space="preserve">   54 words</w:t>
+        <w:t xml:space="preserve">   69 words</w:t>
       </w:r>
     </w:p>
     <w:p>
@@ -1405,7 +1405,7 @@
           <w:sz w:val="20"/>
           <w:szCs w:val="20"/>
         </w:rPr>
-        <w:t xml:space="preserve">Family physicians gain stage-specific progression and regression rates. An association robust to E-values would justify a randomized trial of earlier initiation; a robust null would argue against earlier use ahead of trial evidence, prioritizing stages 3-4. Our cohort includes the Black, Hispanic and lower-income adults carrying the heaviest cardiorenal burden, whom trials under-enroll.</w:t>
+        <w:t xml:space="preserve">Family physicians gain stage-specific progression and regression rates for the stage 2 diabetes panel they manage. An association robust to E-values would justify a randomized trial of earlier initiation; a robust null would argue against earlier use ahead of trial evidence. Our cohort includes the Black, Hispanic and lower-income adults carrying the heaviest cardiorenal burden, whom trials under-enroll. Non-diabetic obesity is a separate question we will address subsequently.</w:t>
       </w:r>
     </w:p>
     <w:p>
@@ -1539,7 +1539,7 @@
           <w:sz w:val="20"/>
           <w:szCs w:val="20"/>
         </w:rPr>
-        <w:t xml:space="preserve">Dr. Yong Eun, the board-certified primary care internist who sees these stage 1-2 patients at NYC H+H/Harlem and first-authored our Neurology (2026) semaglutide paper, supports this project and will co-lead the analysis; Dr. Marie S. Thearle adds cardiometabolic expertise.</w:t>
+        <w:t xml:space="preserve">Dr. Yong Eun, the board-certified primary care internist who sees these stage 2 patients at NYC H+H/Harlem and first-authored our Neurology (2026) semaglutide paper, supports this project and will co-lead the analysis; Dr. Marie S. Thearle adds cardiometabolic expertise.</w:t>
       </w:r>
     </w:p>
     <w:p>
@@ -2285,20 +2285,20 @@
           <w:sz w:val="19"/>
           <w:szCs w:val="19"/>
         </w:rPr>
-        <w:t xml:space="preserve">The active comparator is now named. </w:t>
-      </w:r>
-      <w:r>
-        <w:rPr>
-          <w:rFonts w:ascii="Arial" w:cs="Arial" w:eastAsia="Arial" w:hAnsi="Arial"/>
-          <w:b w:val="false"/>
-          <w:bCs w:val="false"/>
-          <w:i w:val="false"/>
-          <w:iCs w:val="false"/>
-          <w:color w:val="000000"/>
-          <w:sz w:val="19"/>
-          <w:szCs w:val="19"/>
-        </w:rPr>
-        <w:t xml:space="preserve">Previously the draft claimed an "active-comparator" design without identifying the comparator drug — a claim of rigor rather than rigor. It now specifies a DPP-4 inhibitor for patients with type 2 diabetes and a non-incretin anti-obesity medication otherwise.</w:t>
+        <w:t xml:space="preserve">Scope narrowed to type 2 diabetes. </w:t>
+      </w:r>
+      <w:r>
+        <w:rPr>
+          <w:rFonts w:ascii="Arial" w:cs="Arial" w:eastAsia="Arial" w:hAnsi="Arial"/>
+          <w:b w:val="false"/>
+          <w:bCs w:val="false"/>
+          <w:i w:val="false"/>
+          <w:iCs w:val="false"/>
+          <w:color w:val="000000"/>
+          <w:sz w:val="19"/>
+          <w:szCs w:val="19"/>
+        </w:rPr>
+        <w:t xml:space="preserve">GLP-1 therapy for glucose control and GLP-1 therapy for weight in non-diabetic obesity are two different clinical decisions, and combining them forced two different comparators into one study. Restricting to type 2 diabetes gives a single decision node, a single comparator class, and a population that actually exists in the data window; the non-diabetic obesity question is named as separate follow-on work.</w:t>
       </w:r>
     </w:p>
     <w:p>
@@ -2321,6 +2321,42 @@
           <w:sz w:val="19"/>
           <w:szCs w:val="19"/>
         </w:rPr>
+        <w:t xml:space="preserve">The active comparator is now named. </w:t>
+      </w:r>
+      <w:r>
+        <w:rPr>
+          <w:rFonts w:ascii="Arial" w:cs="Arial" w:eastAsia="Arial" w:hAnsi="Arial"/>
+          <w:b w:val="false"/>
+          <w:bCs w:val="false"/>
+          <w:i w:val="false"/>
+          <w:iCs w:val="false"/>
+          <w:color w:val="000000"/>
+          <w:sz w:val="19"/>
+          <w:szCs w:val="19"/>
+        </w:rPr>
+        <w:t xml:space="preserve">Previously the draft claimed an "active-comparator" design without identifying the comparator drug, which is a claim of rigor rather than rigor. It now specifies a DPP-4 inhibitor, weight- and cardiovascular-neutral, with sulfonylureas added as a secondary comparator to bracket weight-gain bias.</w:t>
+      </w:r>
+    </w:p>
+    <w:p>
+      <w:pPr>
+        <w:pStyle w:val="ListParagraph"/>
+        <w:numPr>
+          <w:ilvl w:val="0"/>
+          <w:numId w:val="1"/>
+        </w:numPr>
+        <w:spacing w:after="40" w:before="40" w:line="276"/>
+      </w:pPr>
+      <w:r>
+        <w:rPr>
+          <w:rFonts w:ascii="Arial" w:cs="Arial" w:eastAsia="Arial" w:hAnsi="Arial"/>
+          <w:b/>
+          <w:bCs/>
+          <w:i w:val="false"/>
+          <w:iCs w:val="false"/>
+          <w:color w:val="000000"/>
+          <w:sz w:val="19"/>
+          <w:szCs w:val="19"/>
+        </w:rPr>
         <w:t xml:space="preserve">The outcome is now operationally defined. </w:t>
       </w:r>
       <w:r>
@@ -2334,7 +2370,7 @@
           <w:sz w:val="19"/>
           <w:szCs w:val="19"/>
         </w:rPr>
-        <w:t xml:space="preserve">Staging a patient once is not the same as detecting a transition. The draft now specifies six-monthly re-staging, treats progression as primary, requires regression to be confirmed at two consecutive assessments on reversible components, and handles death as a competing risk in a multistate model.</w:t>
+        <w:t xml:space="preserve">Staging a patient once is not the same as detecting a transition. Progression from stage 2 to stages 3-4 is the primary outcome, re-staged six-monthly, with regression scored on reversible CKM components; death is handled as a competing risk in a multistate model.</w:t>
       </w:r>
     </w:p>
     <w:p>

--- a/docs/REACH_LOI_review_draft.docx
+++ b/docs/REACH_LOI_review_draft.docx
@@ -525,7 +525,7 @@
                 <w:sz w:val="19"/>
                 <w:szCs w:val="19"/>
               </w:rPr>
-              <w:t xml:space="preserve">491 words</w:t>
+              <w:t xml:space="preserve">479 words</w:t>
             </w:r>
           </w:p>
         </w:tc>
@@ -552,7 +552,7 @@
                 <w:sz w:val="19"/>
                 <w:szCs w:val="19"/>
               </w:rPr>
-              <w:t xml:space="preserve">PASS — 9 to spare</w:t>
+              <w:t xml:space="preserve">PASS — 21 to spare</w:t>
             </w:r>
           </w:p>
         </w:tc>
@@ -984,7 +984,7 @@
           <w:sz w:val="26"/>
           <w:szCs w:val="26"/>
         </w:rPr>
-        <w:t xml:space="preserve">Project description (491 of 500 words)</w:t>
+        <w:t xml:space="preserve">Project description (479 of 500 words)</w:t>
       </w:r>
     </w:p>
     <w:p>
@@ -1034,7 +1034,7 @@
           <w:sz w:val="17"/>
           <w:szCs w:val="17"/>
         </w:rPr>
-        <w:t xml:space="preserve">   53 words</w:t>
+        <w:t xml:space="preserve">   47 words</w:t>
       </w:r>
     </w:p>
     <w:p>
@@ -1070,7 +1070,7 @@
           <w:sz w:val="20"/>
           <w:szCs w:val="20"/>
         </w:rPr>
-        <w:t xml:space="preserve">Using NIH All of Us data, we will estimate whether initiating a GLP-1 receptor agonist (GLP-1 RA) is associated with slower progression from cardiovascular-kidney-metabolic (CKM) stage 2 to stages 3-4, or regression of reversible CKM components, among adults with type 2 diabetes: stage transition, an endpoint no pivotal GLP-1 RA trial measured.</w:t>
+        <w:t xml:space="preserve">Using NIH All of Us data, we will estimate whether initiating a GLP-1 receptor agonist (GLP-1 RA) is associated with slower progression from cardiovascular-kidney-metabolic (CKM) stage 2 to stages 3-4 among adults with type 2 diabetes: stage transition, an endpoint no pivotal GLP-1 RA trial measured.</w:t>
       </w:r>
     </w:p>
     <w:p>
@@ -1101,7 +1101,7 @@
           <w:sz w:val="17"/>
           <w:szCs w:val="17"/>
         </w:rPr>
-        <w:t xml:space="preserve">   60 words</w:t>
+        <w:t xml:space="preserve">   58 words</w:t>
       </w:r>
     </w:p>
     <w:p>
@@ -1137,7 +1137,7 @@
           <w:sz w:val="20"/>
           <w:szCs w:val="20"/>
         </w:rPr>
-        <w:t xml:space="preserve">The 2026 AHA/ACC/ADA/ASN guideline makes preventing progression and promoting regression the goal of CKM care, yet SELECT, FLOW and SUMMIT counted events in advanced disease and none tracked stage movement; ongoing DASH-CKMH targets sex-based heterogeneity. Stage 2 diabetes without established cardiovascular disease, primary care's core panel, is least studied, even as GLP-1 prescribing scales far ahead of trajectory evidence.</w:t>
+        <w:t xml:space="preserve">The 2026 AHA/ACC/ADA/ASN guideline makes preventing CKM stage progression the goal of care, yet SELECT, FLOW and SUMMIT counted events in advanced disease and none tracked stage movement; ongoing DASH-CKMH targets sex-based heterogeneity. Stage 2 diabetes without established cardiovascular disease, primary care's core panel, is least studied, even as GLP-1 prescribing scales far ahead of trajectory evidence.</w:t>
       </w:r>
     </w:p>
     <w:p>
@@ -1168,7 +1168,7 @@
           <w:sz w:val="17"/>
           <w:szCs w:val="17"/>
         </w:rPr>
-        <w:t xml:space="preserve">   35 words</w:t>
+        <w:t xml:space="preserve">   37 words</w:t>
       </w:r>
     </w:p>
     <w:p>
@@ -1204,7 +1204,7 @@
           <w:sz w:val="20"/>
           <w:szCs w:val="20"/>
         </w:rPr>
-        <w:t xml:space="preserve">(1) Extend cross-sectional CKM staging into a serial, time-updated stage variable and count initiators; (2) estimate GLP-1 RA initiation's association with stage progression and component regression; (3) test pre-specified modification by race/ethnicity and insurance.</w:t>
+        <w:t xml:space="preserve">(1) Extend cross-sectional CKM staging into a serial, time-updated stage variable and count initiators; (2) estimate GLP-1 RA initiation's association with progression from stage 2 to stages 3-4; (3) test pre-specified modification by race/ethnicity and insurance.</w:t>
       </w:r>
     </w:p>
     <w:p>
@@ -1235,7 +1235,7 @@
           <w:sz w:val="17"/>
           <w:szCs w:val="17"/>
         </w:rPr>
-        <w:t xml:space="preserve">   88 words</w:t>
+        <w:t xml:space="preserve">   94 words</w:t>
       </w:r>
     </w:p>
     <w:p>
@@ -1271,7 +1271,7 @@
           <w:sz w:val="20"/>
           <w:szCs w:val="20"/>
         </w:rPr>
-        <w:t xml:space="preserve">Eligible: adults with type 2 diabetes staged CKM 2, baseline labs, no prior-year GLP-1 RA. Strategies: GLP-1 RA (tirzepatide included) versus DPP-4 inhibitor (no MACE benefit); a secondary comparator adds sulfonylureas, bracketing weight-gain bias. Time zero: first fill; 90-day grace period, clone-censoring and censoring weights remove immortal time; propensity-score overlap weighting approximates randomized assignment, SGLT2i balanced at baseline. Re-staged six-monthly; progression to stage 3-4 primary, component regression secondary; stage 3 by PREVENT risk; death competes (multistate model). Observational intention-to-treat; per-protocol censoring 60-day gaps; E-values bound unmeasured confounding.</w:t>
+        <w:t xml:space="preserve">Eligible: adults with type 2 diabetes staged CKM 2, baseline labs, no prior-year GLP-1 RA. Strategies: GLP-1 RA (tirzepatide included) versus DPP-4 inhibitor (no MACE benefit); a secondary comparator adds sulfonylureas, bracketing weight-gain bias. Time zero: first fill; 90-day grace period, clone-censoring and censoring weights remove immortal time; propensity-score overlap weighting approximates randomized assignment, SGLT2i balanced at baseline. Stage re-assessed six-monthly; progression to stage 3-4 is primary, with kidney and cardiovascular pathways analyzed separately; stage 3 by PREVENT risk; death competes (multistate model). Observational intention-to-treat; per-protocol censoring 60-day gaps; E-values bound unmeasured confounding.</w:t>
       </w:r>
     </w:p>
     <w:p>
@@ -1369,7 +1369,7 @@
           <w:sz w:val="17"/>
           <w:szCs w:val="17"/>
         </w:rPr>
-        <w:t xml:space="preserve">   69 words</w:t>
+        <w:t xml:space="preserve">   57 words</w:t>
       </w:r>
     </w:p>
     <w:p>
@@ -1405,7 +1405,7 @@
           <w:sz w:val="20"/>
           <w:szCs w:val="20"/>
         </w:rPr>
-        <w:t xml:space="preserve">Family physicians gain stage-specific progression and regression rates for the stage 2 diabetes panel they manage. An association robust to E-values would justify a randomized trial of earlier initiation; a robust null would argue against earlier use ahead of trial evidence. Our cohort includes the Black, Hispanic and lower-income adults carrying the heaviest cardiorenal burden, whom trials under-enroll. Non-diabetic obesity is a separate question we will address subsequently.</w:t>
+        <w:t xml:space="preserve">Family physicians gain stage-specific progression rates for the stage 2 diabetes panel they manage. An association robust to E-values would justify a randomized trial of earlier initiation; a robust null would argue against earlier use ahead of trial evidence. Our cohort includes the Black, Hispanic and lower-income adults carrying the heaviest cardiorenal burden, whom trials under-enroll.</w:t>
       </w:r>
     </w:p>
     <w:p>
@@ -2285,20 +2285,20 @@
           <w:sz w:val="19"/>
           <w:szCs w:val="19"/>
         </w:rPr>
-        <w:t xml:space="preserve">Scope narrowed to type 2 diabetes. </w:t>
-      </w:r>
-      <w:r>
-        <w:rPr>
-          <w:rFonts w:ascii="Arial" w:cs="Arial" w:eastAsia="Arial" w:hAnsi="Arial"/>
-          <w:b w:val="false"/>
-          <w:bCs w:val="false"/>
-          <w:i w:val="false"/>
-          <w:iCs w:val="false"/>
-          <w:color w:val="000000"/>
-          <w:sz w:val="19"/>
-          <w:szCs w:val="19"/>
-        </w:rPr>
-        <w:t xml:space="preserve">GLP-1 therapy for glucose control and GLP-1 therapy for weight in non-diabetic obesity are two different clinical decisions, and combining them forced two different comparators into one study. Restricting to type 2 diabetes gives a single decision node, a single comparator class, and a population that actually exists in the data window; the non-diabetic obesity question is named as separate follow-on work.</w:t>
+        <w:t xml:space="preserve">Scope narrowed to type 2 diabetes at CKM stage 2. </w:t>
+      </w:r>
+      <w:r>
+        <w:rPr>
+          <w:rFonts w:ascii="Arial" w:cs="Arial" w:eastAsia="Arial" w:hAnsi="Arial"/>
+          <w:b w:val="false"/>
+          <w:bCs w:val="false"/>
+          <w:i w:val="false"/>
+          <w:iCs w:val="false"/>
+          <w:color w:val="000000"/>
+          <w:sz w:val="19"/>
+          <w:szCs w:val="19"/>
+        </w:rPr>
+        <w:t xml:space="preserve">Glycemic and weight indications are different clinical decisions and forced two different comparators into one study. Restricting to type 2 diabetes gives a single decision node, a single comparator class, and a population that exists in a records window ending around 2023.</w:t>
       </w:r>
     </w:p>
     <w:p>
@@ -2370,7 +2370,7 @@
           <w:sz w:val="19"/>
           <w:szCs w:val="19"/>
         </w:rPr>
-        <w:t xml:space="preserve">Staging a patient once is not the same as detecting a transition. Progression from stage 2 to stages 3-4 is the primary outcome, re-staged six-monthly, with regression scored on reversible CKM components; death is handled as a competing risk in a multistate model.</w:t>
+        <w:t xml:space="preserve">Staging a patient once is not the same as detecting a transition. Progression from CKM stage 2 to stages 3-4 is the single primary outcome, with stage re-assessed six-monthly, the kidney and cardiovascular pathways analyzed separately, and death handled as a competing risk in a multistate model.</w:t>
       </w:r>
     </w:p>
     <w:p>

--- a/docs/REACH_LOI_review_draft.docx
+++ b/docs/REACH_LOI_review_draft.docx
@@ -525,7 +525,7 @@
                 <w:sz w:val="19"/>
                 <w:szCs w:val="19"/>
               </w:rPr>
-              <w:t xml:space="preserve">479 words</w:t>
+              <w:t xml:space="preserve">492 words</w:t>
             </w:r>
           </w:p>
         </w:tc>
@@ -552,7 +552,7 @@
                 <w:sz w:val="19"/>
                 <w:szCs w:val="19"/>
               </w:rPr>
-              <w:t xml:space="preserve">PASS — 21 to spare</w:t>
+              <w:t xml:space="preserve">PASS — 8 to spare</w:t>
             </w:r>
           </w:p>
         </w:tc>
@@ -984,7 +984,7 @@
           <w:sz w:val="26"/>
           <w:szCs w:val="26"/>
         </w:rPr>
-        <w:t xml:space="preserve">Project description (479 of 500 words)</w:t>
+        <w:t xml:space="preserve">Project description (492 of 500 words)</w:t>
       </w:r>
     </w:p>
     <w:p>
@@ -1302,7 +1302,7 @@
           <w:sz w:val="17"/>
           <w:szCs w:val="17"/>
         </w:rPr>
-        <w:t xml:space="preserve">   45 words</w:t>
+        <w:t xml:space="preserve">   58 words</w:t>
       </w:r>
     </w:p>
     <w:p>
@@ -1338,7 +1338,7 @@
           <w:sz w:val="20"/>
           <w:szCs w:val="20"/>
         </w:rPr>
-        <w:t xml:space="preserve">Published All of Us staging places roughly 46% of participants at CKM stage 2; from 400,000+ with linked records we draw the diabetic subset initiating therapy, anticipating several thousand. Records extend to about 2023, so we analyze earlier initiators; transitions accrue years before events.</w:t>
+        <w:t xml:space="preserve">Our prior All of Us emulation in type 2 diabetes yielded 2,586 semaglutide and 7,627 comparator initiators through October 2023. That is a floor: we include all GLP-1 RAs, and Curated Data Repository v9 now covers 747,000+ participants with records through January 2025. Restricting to CKM stage 2 lowers counts; Objective 1 reports exact numbers and power.</w:t>
       </w:r>
     </w:p>
     <w:p>
@@ -2298,7 +2298,7 @@
           <w:sz w:val="19"/>
           <w:szCs w:val="19"/>
         </w:rPr>
-        <w:t xml:space="preserve">Glycemic and weight indications are different clinical decisions and forced two different comparators into one study. Restricting to type 2 diabetes gives a single decision node, a single comparator class, and a population that exists in a records window ending around 2023.</w:t>
+        <w:t xml:space="preserve">Glycemic and weight indications are different clinical decisions and forced two different comparators into one study. Restricting to type 2 diabetes gives a single decision node, a single comparator class, and one primary outcome.</w:t>
       </w:r>
     </w:p>
     <w:p>
@@ -2393,20 +2393,20 @@
           <w:sz w:val="19"/>
           <w:szCs w:val="19"/>
         </w:rPr>
-        <w:t xml:space="preserve">Feasibility is answered rather than deferred. </w:t>
-      </w:r>
-      <w:r>
-        <w:rPr>
-          <w:rFonts w:ascii="Arial" w:cs="Arial" w:eastAsia="Arial" w:hAnsi="Arial"/>
-          <w:b w:val="false"/>
-          <w:bCs w:val="false"/>
-          <w:i w:val="false"/>
-          <w:iCs w:val="false"/>
-          <w:color w:val="000000"/>
-          <w:sz w:val="19"/>
-          <w:szCs w:val="19"/>
-        </w:rPr>
-        <w:t xml:space="preserve">The original promised to "confirm analyzable sample size," which reads as not yet knowing whether the study is possible. The draft now projects several thousand stage 2 and several hundred stage 1 initiators and states the pooling rule if stage 1 falls below 500.</w:t>
+        <w:t xml:space="preserve">Feasibility is answered with a real number. </w:t>
+      </w:r>
+      <w:r>
+        <w:rPr>
+          <w:rFonts w:ascii="Arial" w:cs="Arial" w:eastAsia="Arial" w:hAnsi="Arial"/>
+          <w:b w:val="false"/>
+          <w:bCs w:val="false"/>
+          <w:i w:val="false"/>
+          <w:iCs w:val="false"/>
+          <w:color w:val="000000"/>
+          <w:sz w:val="19"/>
+          <w:szCs w:val="19"/>
+        </w:rPr>
+        <w:t xml:space="preserve">Section e) now cites the team’s own prior All of Us emulation in type 2 diabetes — 2,586 semaglutide and 7,627 comparator initiators through October 2023 — as a floor, then notes that Curated Data Repository v9 covers 747,000+ participants with records through January 2025 and that restricting to stage 2 pushes the other way. A reviewer sees an evidenced estimate rather than a promise to find out.</w:t>
       </w:r>
     </w:p>
     <w:p>
@@ -2465,20 +2465,20 @@
           <w:sz w:val="19"/>
           <w:szCs w:val="19"/>
         </w:rPr>
-        <w:t xml:space="preserve">The data window is disclosed. </w:t>
-      </w:r>
-      <w:r>
-        <w:rPr>
-          <w:rFonts w:ascii="Arial" w:cs="Arial" w:eastAsia="Arial" w:hAnsi="Arial"/>
-          <w:b w:val="false"/>
-          <w:bCs w:val="false"/>
-          <w:i w:val="false"/>
-          <w:iCs w:val="false"/>
-          <w:color w:val="000000"/>
-          <w:sz w:val="19"/>
-          <w:szCs w:val="19"/>
-        </w:rPr>
-        <w:t xml:space="preserve">Records extend to roughly 2023, which is stated plainly alongside the 2026 policy framing rather than left for a reviewer to discover.</w:t>
+        <w:t xml:space="preserve">The data window is current. </w:t>
+      </w:r>
+      <w:r>
+        <w:rPr>
+          <w:rFonts w:ascii="Arial" w:cs="Arial" w:eastAsia="Arial" w:hAnsi="Arial"/>
+          <w:b w:val="false"/>
+          <w:bCs w:val="false"/>
+          <w:i w:val="false"/>
+          <w:iCs w:val="false"/>
+          <w:color w:val="000000"/>
+          <w:sz w:val="19"/>
+          <w:szCs w:val="19"/>
+        </w:rPr>
+        <w:t xml:space="preserve">Curated Data Repository v9 extends records to January 2025, which lengthens observable follow-up for stage transitions and captures more recent GLP-1 uptake than earlier releases allowed.</w:t>
       </w:r>
     </w:p>
     <w:p>
